--- a/Результаты/Лабораторная_09_Buck_Boost.docx
+++ b/Результаты/Лабораторная_09_Buck_Boost.docx
@@ -31,7 +31,7 @@
     </w:p>
     <w:p>
       <w:r>
-        <w:t>Спроектировать Buck и Boost под заданные параметры, проверить передаточную функцию U_вых(D), пульсации тока и напряжения в режиме CCM.</w:t>
+        <w:t>Спроектировать Buck и Boost под заданные параметры, проверить передаточную функцию, пульсации тока и напряжения в режиме CCM.</w:t>
       </w:r>
     </w:p>
     <w:p>
@@ -39,7 +39,127 @@
         <w:pStyle w:val="Heading2"/>
       </w:pPr>
       <w:r>
-        <w:t>Инструменты</w:t>
+        <w:t>Теория и расчёт (до симуляции)</w:t>
+      </w:r>
+    </w:p>
+    <w:p>
+      <w:r>
+        <w:t xml:space="preserve">Buck: </w:t>
+      </w:r>
+      <w:r>
+        <w:rPr>
+          <w:rFonts w:ascii="Consolas" w:hAnsi="Consolas"/>
+          <w:color w:val="C03030"/>
+          <w:sz w:val="20"/>
+        </w:rPr>
+        <w:t>U_вых = D·U_вх</w:t>
+      </w:r>
+      <w:r>
+        <w:t xml:space="preserve">; </w:t>
+      </w:r>
+      <w:r>
+        <w:rPr>
+          <w:rFonts w:ascii="Consolas" w:hAnsi="Consolas"/>
+          <w:color w:val="C03030"/>
+          <w:sz w:val="20"/>
+        </w:rPr>
+        <w:t>ΔI_L = U_вх·D(1−D)/(L·f)</w:t>
+      </w:r>
+      <w:r>
+        <w:t xml:space="preserve">; </w:t>
+      </w:r>
+      <w:r>
+        <w:rPr>
+          <w:rFonts w:ascii="Consolas" w:hAnsi="Consolas"/>
+          <w:color w:val="C03030"/>
+          <w:sz w:val="20"/>
+        </w:rPr>
+        <w:t>ΔU_C = ΔI_L/(8·f·C)</w:t>
+      </w:r>
+      <w:r>
+        <w:t>.</w:t>
+      </w:r>
+    </w:p>
+    <w:p>
+      <w:r>
+        <w:t xml:space="preserve">Boost: </w:t>
+      </w:r>
+      <w:r>
+        <w:rPr>
+          <w:rFonts w:ascii="Consolas" w:hAnsi="Consolas"/>
+          <w:color w:val="C03030"/>
+          <w:sz w:val="20"/>
+        </w:rPr>
+        <w:t>U_вых = U_вх/(1−D)</w:t>
+      </w:r>
+      <w:r>
+        <w:t>.</w:t>
+      </w:r>
+    </w:p>
+    <w:p>
+      <w:r>
+        <w:rPr>
+          <w:b/>
+        </w:rPr>
+        <w:t>Расчёт Buck:</w:t>
+      </w:r>
+      <w:r>
+        <w:t xml:space="preserve"> </w:t>
+      </w:r>
+      <w:r>
+        <w:rPr>
+          <w:rFonts w:ascii="Consolas" w:hAnsi="Consolas"/>
+          <w:color w:val="C03030"/>
+          <w:sz w:val="20"/>
+        </w:rPr>
+        <w:t>U_вх = 24 В</w:t>
+      </w:r>
+      <w:r>
+        <w:t xml:space="preserve">, </w:t>
+      </w:r>
+      <w:r>
+        <w:rPr>
+          <w:rFonts w:ascii="Consolas" w:hAnsi="Consolas"/>
+          <w:color w:val="C03030"/>
+          <w:sz w:val="20"/>
+        </w:rPr>
+        <w:t>U_вых = 12 В</w:t>
+      </w:r>
+      <w:r>
+        <w:t xml:space="preserve"> → </w:t>
+      </w:r>
+      <w:r>
+        <w:rPr>
+          <w:rFonts w:ascii="Consolas" w:hAnsi="Consolas"/>
+          <w:color w:val="C03030"/>
+          <w:sz w:val="20"/>
+        </w:rPr>
+        <w:t>D = 0.5</w:t>
+      </w:r>
+      <w:r>
+        <w:t xml:space="preserve">; </w:t>
+      </w:r>
+      <w:r>
+        <w:rPr>
+          <w:rFonts w:ascii="Consolas" w:hAnsi="Consolas"/>
+          <w:color w:val="C03030"/>
+          <w:sz w:val="20"/>
+        </w:rPr>
+        <w:t>f = 100 кГц</w:t>
+      </w:r>
+      <w:r>
+        <w:t xml:space="preserve">, </w:t>
+      </w:r>
+      <w:r>
+        <w:rPr>
+          <w:rFonts w:ascii="Consolas" w:hAnsi="Consolas"/>
+          <w:color w:val="C03030"/>
+          <w:sz w:val="20"/>
+        </w:rPr>
+        <w:t>R = 6 Ом</w:t>
+      </w:r>
+      <w:r>
+        <w:t xml:space="preserve"> (I_вых = 2 А).</w:t>
       </w:r>
     </w:p>
     <w:p>
@@ -47,7 +167,75 @@
         <w:pStyle w:val="ListBullet"/>
       </w:pPr>
       <w:r>
-        <w:t>LTspice и/или MATLAB/Simulink.</w:t>
+        <w:t xml:space="preserve">Для </w:t>
+      </w:r>
+      <w:r>
+        <w:rPr>
+          <w:rFonts w:ascii="Consolas" w:hAnsi="Consolas"/>
+          <w:color w:val="C03030"/>
+          <w:sz w:val="20"/>
+        </w:rPr>
+        <w:t>ΔI_L ≤ 30%·2 = 0.6 А</w:t>
+      </w:r>
+      <w:r>
+        <w:t xml:space="preserve">: </w:t>
+      </w:r>
+      <w:r>
+        <w:rPr>
+          <w:rFonts w:ascii="Consolas" w:hAnsi="Consolas"/>
+          <w:color w:val="C03030"/>
+          <w:sz w:val="20"/>
+        </w:rPr>
+        <w:t>L ≥ U_вх·D(1−D)/(f·ΔI_L) = 24·0.25/(100e3·0.6) = 100 мкГн</w:t>
+      </w:r>
+      <w:r>
+        <w:t>.</w:t>
+      </w:r>
+    </w:p>
+    <w:p>
+      <w:pPr>
+        <w:pStyle w:val="ListBullet"/>
+      </w:pPr>
+      <w:r>
+        <w:t xml:space="preserve">Для </w:t>
+      </w:r>
+      <w:r>
+        <w:rPr>
+          <w:rFonts w:ascii="Consolas" w:hAnsi="Consolas"/>
+          <w:color w:val="C03030"/>
+          <w:sz w:val="20"/>
+        </w:rPr>
+        <w:t>ΔU_C ≤ 1%·12 = 0.12 В</w:t>
+      </w:r>
+      <w:r>
+        <w:t xml:space="preserve">: </w:t>
+      </w:r>
+      <w:r>
+        <w:rPr>
+          <w:rFonts w:ascii="Consolas" w:hAnsi="Consolas"/>
+          <w:color w:val="C03030"/>
+          <w:sz w:val="20"/>
+        </w:rPr>
+        <w:t>C ≥ ΔI_L/(8·f·ΔU_C) = 0.6/(8·100e3·0.12) = 6.25 мкФ</w:t>
+      </w:r>
+      <w:r>
+        <w:t xml:space="preserve"> → берём </w:t>
+      </w:r>
+      <w:r>
+        <w:rPr>
+          <w:rFonts w:ascii="Consolas" w:hAnsi="Consolas"/>
+          <w:color w:val="C03030"/>
+          <w:sz w:val="20"/>
+        </w:rPr>
+        <w:t>22 мкФ</w:t>
+      </w:r>
+      <w:r>
+        <w:t>.</w:t>
+      </w:r>
+    </w:p>
+    <w:p>
+      <w:r>
+        <w:t>────────────────────────────────────────</w:t>
       </w:r>
     </w:p>
     <w:p>
@@ -55,7 +243,15 @@
         <w:pStyle w:val="Heading2"/>
       </w:pPr>
       <w:r>
-        <w:t>Задание</w:t>
+        <w:t>Часть A. Buck (LTspice)</w:t>
+      </w:r>
+    </w:p>
+    <w:p>
+      <w:pPr>
+        <w:pStyle w:val="Heading3"/>
+      </w:pPr>
+      <w:r>
+        <w:t>A1. Схема</w:t>
       </w:r>
     </w:p>
     <w:p>
@@ -64,12 +260,14 @@
       </w:pPr>
       <w:r>
         <w:rPr>
-          <w:b/>
+          <w:rFonts w:ascii="Consolas" w:hAnsi="Consolas"/>
+          <w:color w:val="C03030"/>
+          <w:sz w:val="20"/>
         </w:rPr>
-        <w:t>Buck.</w:t>
+        <w:t>V1 = 24 В</w:t>
       </w:r>
       <w:r>
-        <w:t xml:space="preserve"> Рассчитайте L и C под ΔI_L ≤ 30% и ΔU_C ≤ 1%. Соберите схему (ключ + диод/синхронный ключ + LC).</w:t>
+        <w:t>.</w:t>
       </w:r>
     </w:p>
     <w:p>
@@ -77,7 +275,51 @@
         <w:pStyle w:val="ListNumber"/>
       </w:pPr>
       <w:r>
-        <w:t>Снимите U_вых при D = 0.25, 0.5, 0.75. Постройте U_вых(D), сравните с D·U_вх.</w:t>
+        <w:t xml:space="preserve">Ключ: </w:t>
+      </w:r>
+      <w:r>
+        <w:rPr>
+          <w:rFonts w:ascii="Consolas" w:hAnsi="Consolas"/>
+          <w:color w:val="C03030"/>
+          <w:sz w:val="20"/>
+        </w:rPr>
+        <w:t>voltage-controlled switch</w:t>
+      </w:r>
+      <w:r>
+        <w:t xml:space="preserve"> (SW) или MOSFET + драйвер. Управление </w:t>
+      </w:r>
+      <w:r>
+        <w:rPr>
+          <w:rFonts w:ascii="Consolas" w:hAnsi="Consolas"/>
+          <w:color w:val="C03030"/>
+          <w:sz w:val="20"/>
+        </w:rPr>
+        <w:t>PULSE(0 5 0 1n 1n {D/f} {1/f})</w:t>
+      </w:r>
+      <w:r>
+        <w:t xml:space="preserve"> с </w:t>
+      </w:r>
+      <w:r>
+        <w:rPr>
+          <w:rFonts w:ascii="Consolas" w:hAnsi="Consolas"/>
+          <w:color w:val="C03030"/>
+          <w:sz w:val="20"/>
+        </w:rPr>
+        <w:t>D=0.5</w:t>
+      </w:r>
+      <w:r>
+        <w:t xml:space="preserve">, </w:t>
+      </w:r>
+      <w:r>
+        <w:rPr>
+          <w:rFonts w:ascii="Consolas" w:hAnsi="Consolas"/>
+          <w:color w:val="C03030"/>
+          <w:sz w:val="20"/>
+        </w:rPr>
+        <w:t>f=100k</w:t>
+      </w:r>
+      <w:r>
+        <w:t>.</w:t>
       </w:r>
     </w:p>
     <w:p>
@@ -85,7 +327,18 @@
         <w:pStyle w:val="ListNumber"/>
       </w:pPr>
       <w:r>
-        <w:t>Измерьте ΔI_L и ΔU_C, сравните с расчётом.</w:t>
+        <w:t xml:space="preserve">Диод (Шоттки, например </w:t>
+      </w:r>
+      <w:r>
+        <w:rPr>
+          <w:rFonts w:ascii="Consolas" w:hAnsi="Consolas"/>
+          <w:color w:val="C03030"/>
+          <w:sz w:val="20"/>
+        </w:rPr>
+        <w:t>MBR340</w:t>
+      </w:r>
+      <w:r>
+        <w:t>) от земли к узлу.</w:t>
       </w:r>
     </w:p>
     <w:p>
@@ -94,12 +347,44 @@
       </w:pPr>
       <w:r>
         <w:rPr>
-          <w:b/>
+          <w:rFonts w:ascii="Consolas" w:hAnsi="Consolas"/>
+          <w:color w:val="C03030"/>
+          <w:sz w:val="20"/>
         </w:rPr>
-        <w:t>Boost.</w:t>
+        <w:t>L = 100 мкГн</w:t>
       </w:r>
       <w:r>
-        <w:t xml:space="preserve"> Аналогично соберите Boost, проверьте U_вых = U_вх/(1−D) при D = 0.3, 0.5.</w:t>
+        <w:t xml:space="preserve">, </w:t>
+      </w:r>
+      <w:r>
+        <w:rPr>
+          <w:rFonts w:ascii="Consolas" w:hAnsi="Consolas"/>
+          <w:color w:val="C03030"/>
+          <w:sz w:val="20"/>
+        </w:rPr>
+        <w:t>C = 22 мкФ</w:t>
+      </w:r>
+      <w:r>
+        <w:t xml:space="preserve">, </w:t>
+      </w:r>
+      <w:r>
+        <w:rPr>
+          <w:rFonts w:ascii="Consolas" w:hAnsi="Consolas"/>
+          <w:color w:val="C03030"/>
+          <w:sz w:val="20"/>
+        </w:rPr>
+        <w:t>R = 6 Ом</w:t>
+      </w:r>
+      <w:r>
+        <w:t>.</w:t>
+      </w:r>
+    </w:p>
+    <w:p>
+      <w:pPr>
+        <w:pStyle w:val="Heading3"/>
+      </w:pPr>
+      <w:r>
+        <w:t>A2. Анализ</w:t>
       </w:r>
     </w:p>
     <w:p>
@@ -107,7 +392,132 @@
         <w:pStyle w:val="ListNumber"/>
       </w:pPr>
       <w:r>
-        <w:t>Уменьшите нагрузку до перехода в DCM, зафиксируйте изменение формы тока.</w:t>
+        <w:rPr>
+          <w:rFonts w:ascii="Consolas" w:hAnsi="Consolas"/>
+          <w:color w:val="C03030"/>
+          <w:sz w:val="20"/>
+        </w:rPr>
+        <w:t>.tran 0 2m 1m 100n</w:t>
+      </w:r>
+      <w:r>
+        <w:t xml:space="preserve"> (отбрасываем переходный 1 мс).</w:t>
+      </w:r>
+    </w:p>
+    <w:p>
+      <w:pPr>
+        <w:pStyle w:val="ListNumber"/>
+      </w:pPr>
+      <w:r>
+        <w:t xml:space="preserve">Снимите </w:t>
+      </w:r>
+      <w:r>
+        <w:rPr>
+          <w:rFonts w:ascii="Consolas" w:hAnsi="Consolas"/>
+          <w:color w:val="C03030"/>
+          <w:sz w:val="20"/>
+        </w:rPr>
+        <w:t>V(вых)</w:t>
+      </w:r>
+      <w:r>
+        <w:t xml:space="preserve"> — проверьте ≈ 12 В.</w:t>
+      </w:r>
+    </w:p>
+    <w:p>
+      <w:pPr>
+        <w:pStyle w:val="ListNumber"/>
+      </w:pPr>
+      <w:r>
+        <w:t xml:space="preserve">Измерьте </w:t>
+      </w:r>
+      <w:r>
+        <w:rPr>
+          <w:rFonts w:ascii="Consolas" w:hAnsi="Consolas"/>
+          <w:color w:val="C03030"/>
+          <w:sz w:val="20"/>
+        </w:rPr>
+        <w:t>ΔI_L</w:t>
+      </w:r>
+      <w:r>
+        <w:t xml:space="preserve"> по </w:t>
+      </w:r>
+      <w:r>
+        <w:rPr>
+          <w:rFonts w:ascii="Consolas" w:hAnsi="Consolas"/>
+          <w:color w:val="C03030"/>
+          <w:sz w:val="20"/>
+        </w:rPr>
+        <w:t>I(L1)</w:t>
+      </w:r>
+      <w:r>
+        <w:t xml:space="preserve"> и </w:t>
+      </w:r>
+      <w:r>
+        <w:rPr>
+          <w:rFonts w:ascii="Consolas" w:hAnsi="Consolas"/>
+          <w:color w:val="C03030"/>
+          <w:sz w:val="20"/>
+        </w:rPr>
+        <w:t>ΔU_C</w:t>
+      </w:r>
+      <w:r>
+        <w:t xml:space="preserve"> по </w:t>
+      </w:r>
+      <w:r>
+        <w:rPr>
+          <w:rFonts w:ascii="Consolas" w:hAnsi="Consolas"/>
+          <w:color w:val="C03030"/>
+          <w:sz w:val="20"/>
+        </w:rPr>
+        <w:t>V(вых)</w:t>
+      </w:r>
+      <w:r>
+        <w:t>.</w:t>
+      </w:r>
+    </w:p>
+    <w:p>
+      <w:pPr>
+        <w:pStyle w:val="ListNumber"/>
+      </w:pPr>
+      <w:r>
+        <w:t xml:space="preserve">Повторите для </w:t>
+      </w:r>
+      <w:r>
+        <w:rPr>
+          <w:rFonts w:ascii="Consolas" w:hAnsi="Consolas"/>
+          <w:color w:val="C03030"/>
+          <w:sz w:val="20"/>
+        </w:rPr>
+        <w:t>D = 0.25</w:t>
+      </w:r>
+      <w:r>
+        <w:t xml:space="preserve"> (6 В) и </w:t>
+      </w:r>
+      <w:r>
+        <w:rPr>
+          <w:rFonts w:ascii="Consolas" w:hAnsi="Consolas"/>
+          <w:color w:val="C03030"/>
+          <w:sz w:val="20"/>
+        </w:rPr>
+        <w:t>D = 0.75</w:t>
+      </w:r>
+      <w:r>
+        <w:t xml:space="preserve"> (18 В). Постройте </w:t>
+      </w:r>
+      <w:r>
+        <w:rPr>
+          <w:rFonts w:ascii="Consolas" w:hAnsi="Consolas"/>
+          <w:color w:val="C03030"/>
+          <w:sz w:val="20"/>
+        </w:rPr>
+        <w:t>U_вых(D)</w:t>
+      </w:r>
+      <w:r>
+        <w:t>.</w:t>
+      </w:r>
+    </w:p>
+    <w:p>
+      <w:r>
+        <w:t>────────────────────────────────────────</w:t>
       </w:r>
     </w:p>
     <w:p>
@@ -115,7 +525,286 @@
         <w:pStyle w:val="Heading2"/>
       </w:pPr>
       <w:r>
-        <w:t>Расчётная часть</w:t>
+        <w:t>Часть B. Boost (LTspice)</w:t>
+      </w:r>
+    </w:p>
+    <w:p>
+      <w:pPr>
+        <w:pStyle w:val="Heading3"/>
+      </w:pPr>
+      <w:r>
+        <w:t>B1. Схема</w:t>
+      </w:r>
+    </w:p>
+    <w:p>
+      <w:pPr>
+        <w:pStyle w:val="ListNumber"/>
+      </w:pPr>
+      <w:r>
+        <w:rPr>
+          <w:rFonts w:ascii="Consolas" w:hAnsi="Consolas"/>
+          <w:color w:val="C03030"/>
+          <w:sz w:val="20"/>
+        </w:rPr>
+        <w:t>V1 = 12 В</w:t>
+      </w:r>
+      <w:r>
+        <w:t xml:space="preserve"> → </w:t>
+      </w:r>
+      <w:r>
+        <w:rPr>
+          <w:rFonts w:ascii="Consolas" w:hAnsi="Consolas"/>
+          <w:color w:val="C03030"/>
+          <w:sz w:val="20"/>
+        </w:rPr>
+        <w:t>L = 100 мкГн</w:t>
+      </w:r>
+      <w:r>
+        <w:t xml:space="preserve"> → узел.</w:t>
+      </w:r>
+    </w:p>
+    <w:p>
+      <w:pPr>
+        <w:pStyle w:val="ListNumber"/>
+      </w:pPr>
+      <w:r>
+        <w:t xml:space="preserve">Ключ от узла на землю (управление </w:t>
+      </w:r>
+      <w:r>
+        <w:rPr>
+          <w:rFonts w:ascii="Consolas" w:hAnsi="Consolas"/>
+          <w:color w:val="C03030"/>
+          <w:sz w:val="20"/>
+        </w:rPr>
+        <w:t>PULSE</w:t>
+      </w:r>
+      <w:r>
+        <w:t xml:space="preserve">, </w:t>
+      </w:r>
+      <w:r>
+        <w:rPr>
+          <w:rFonts w:ascii="Consolas" w:hAnsi="Consolas"/>
+          <w:color w:val="C03030"/>
+          <w:sz w:val="20"/>
+        </w:rPr>
+        <w:t>f = 100 кГц</w:t>
+      </w:r>
+      <w:r>
+        <w:t>).</w:t>
+      </w:r>
+    </w:p>
+    <w:p>
+      <w:pPr>
+        <w:pStyle w:val="ListNumber"/>
+      </w:pPr>
+      <w:r>
+        <w:t xml:space="preserve">Диод от узла к выходу, </w:t>
+      </w:r>
+      <w:r>
+        <w:rPr>
+          <w:rFonts w:ascii="Consolas" w:hAnsi="Consolas"/>
+          <w:color w:val="C03030"/>
+          <w:sz w:val="20"/>
+        </w:rPr>
+        <w:t>C = 47 мкФ</w:t>
+      </w:r>
+      <w:r>
+        <w:t xml:space="preserve">, нагрузка </w:t>
+      </w:r>
+      <w:r>
+        <w:rPr>
+          <w:rFonts w:ascii="Consolas" w:hAnsi="Consolas"/>
+          <w:color w:val="C03030"/>
+          <w:sz w:val="20"/>
+        </w:rPr>
+        <w:t>R = 48 Ом</w:t>
+      </w:r>
+      <w:r>
+        <w:t>.</w:t>
+      </w:r>
+    </w:p>
+    <w:p>
+      <w:pPr>
+        <w:pStyle w:val="ListNumber"/>
+      </w:pPr>
+      <w:r>
+        <w:t xml:space="preserve">Для </w:t>
+      </w:r>
+      <w:r>
+        <w:rPr>
+          <w:rFonts w:ascii="Consolas" w:hAnsi="Consolas"/>
+          <w:color w:val="C03030"/>
+          <w:sz w:val="20"/>
+        </w:rPr>
+        <w:t>D = 0.5</w:t>
+      </w:r>
+      <w:r>
+        <w:t xml:space="preserve">: </w:t>
+      </w:r>
+      <w:r>
+        <w:rPr>
+          <w:rFonts w:ascii="Consolas" w:hAnsi="Consolas"/>
+          <w:color w:val="C03030"/>
+          <w:sz w:val="20"/>
+        </w:rPr>
+        <w:t>U_вых = 12/(1−0.5) = 24 В</w:t>
+      </w:r>
+      <w:r>
+        <w:t>.</w:t>
+      </w:r>
+    </w:p>
+    <w:p>
+      <w:pPr>
+        <w:pStyle w:val="Heading3"/>
+      </w:pPr>
+      <w:r>
+        <w:t>B2. Анализ</w:t>
+      </w:r>
+    </w:p>
+    <w:p>
+      <w:pPr>
+        <w:pStyle w:val="ListNumber"/>
+      </w:pPr>
+      <w:r>
+        <w:rPr>
+          <w:rFonts w:ascii="Consolas" w:hAnsi="Consolas"/>
+          <w:color w:val="C03030"/>
+          <w:sz w:val="20"/>
+        </w:rPr>
+        <w:t>.tran 0 3m 2m 100n</w:t>
+      </w:r>
+      <w:r>
+        <w:t>.</w:t>
+      </w:r>
+    </w:p>
+    <w:p>
+      <w:pPr>
+        <w:pStyle w:val="ListNumber"/>
+      </w:pPr>
+      <w:r>
+        <w:t xml:space="preserve">Проверьте </w:t>
+      </w:r>
+      <w:r>
+        <w:rPr>
+          <w:rFonts w:ascii="Consolas" w:hAnsi="Consolas"/>
+          <w:color w:val="C03030"/>
+          <w:sz w:val="20"/>
+        </w:rPr>
+        <w:t>U_вых</w:t>
+      </w:r>
+      <w:r>
+        <w:t xml:space="preserve"> при </w:t>
+      </w:r>
+      <w:r>
+        <w:rPr>
+          <w:rFonts w:ascii="Consolas" w:hAnsi="Consolas"/>
+          <w:color w:val="C03030"/>
+          <w:sz w:val="20"/>
+        </w:rPr>
+        <w:t>D = 0.3</w:t>
+      </w:r>
+      <w:r>
+        <w:t xml:space="preserve"> (≈17 В) и </w:t>
+      </w:r>
+      <w:r>
+        <w:rPr>
+          <w:rFonts w:ascii="Consolas" w:hAnsi="Consolas"/>
+          <w:color w:val="C03030"/>
+          <w:sz w:val="20"/>
+        </w:rPr>
+        <w:t>D = 0.5</w:t>
+      </w:r>
+      <w:r>
+        <w:t xml:space="preserve"> (≈24 В).</w:t>
+      </w:r>
+    </w:p>
+    <w:p>
+      <w:pPr>
+        <w:pStyle w:val="ListNumber"/>
+      </w:pPr>
+      <w:r>
+        <w:t xml:space="preserve">Отметьте: при больших </w:t>
+      </w:r>
+      <w:r>
+        <w:rPr>
+          <w:rFonts w:ascii="Consolas" w:hAnsi="Consolas"/>
+          <w:color w:val="C03030"/>
+          <w:sz w:val="20"/>
+        </w:rPr>
+        <w:t>D</w:t>
+      </w:r>
+      <w:r>
+        <w:t xml:space="preserve"> реальное </w:t>
+      </w:r>
+      <w:r>
+        <w:rPr>
+          <w:rFonts w:ascii="Consolas" w:hAnsi="Consolas"/>
+          <w:color w:val="C03030"/>
+          <w:sz w:val="20"/>
+        </w:rPr>
+        <w:t>U_вых</w:t>
+      </w:r>
+      <w:r>
+        <w:t xml:space="preserve"> ниже идеального (потери).</w:t>
+      </w:r>
+    </w:p>
+    <w:p>
+      <w:pPr>
+        <w:pStyle w:val="Heading3"/>
+      </w:pPr>
+      <w:r>
+        <w:t>B3. Переход в DCM</w:t>
+      </w:r>
+    </w:p>
+    <w:p>
+      <w:r>
+        <w:t>Увеличьте нагрузку (</w:t>
+      </w:r>
+      <w:r>
+        <w:rPr>
+          <w:rFonts w:ascii="Consolas" w:hAnsi="Consolas"/>
+          <w:color w:val="C03030"/>
+          <w:sz w:val="20"/>
+        </w:rPr>
+        <w:t>R = 480 Ом</w:t>
+      </w:r>
+      <w:r>
+        <w:t xml:space="preserve">, малый ток). Понаблюдайте, как </w:t>
+      </w:r>
+      <w:r>
+        <w:rPr>
+          <w:rFonts w:ascii="Consolas" w:hAnsi="Consolas"/>
+          <w:color w:val="C03030"/>
+          <w:sz w:val="20"/>
+        </w:rPr>
+        <w:t>I(L1)</w:t>
+      </w:r>
+      <w:r>
+        <w:t xml:space="preserve"> касается нуля — режим DCM, </w:t>
+      </w:r>
+      <w:r>
+        <w:rPr>
+          <w:rFonts w:ascii="Consolas" w:hAnsi="Consolas"/>
+          <w:color w:val="C03030"/>
+          <w:sz w:val="20"/>
+        </w:rPr>
+        <w:t>U_вых</w:t>
+      </w:r>
+      <w:r>
+        <w:t xml:space="preserve"> отклоняется от формулы.</w:t>
+      </w:r>
+    </w:p>
+    <w:p>
+      <w:r>
+        <w:t>────────────────────────────────────────</w:t>
+      </w:r>
+    </w:p>
+    <w:p>
+      <w:pPr>
+        <w:pStyle w:val="Heading2"/>
+      </w:pPr>
+      <w:r>
+        <w:t>Таблица результатов</w:t>
       </w:r>
     </w:p>
     <w:p>
@@ -130,12 +819,27 @@
     </w:p>
     <w:p>
       <w:r>
-        <w:t>| Buck | 0.5 | | | | |</w:t>
+        <w:t>| Buck | 0.25 | 6 В | | | |</w:t>
       </w:r>
     </w:p>
     <w:p>
       <w:r>
-        <w:t>| Boost | 0.5 | | | | |</w:t>
+        <w:t>| Buck | 0.5 | 12 В | | | |</w:t>
+      </w:r>
+    </w:p>
+    <w:p>
+      <w:r>
+        <w:t>| Buck | 0.75 | 18 В | | | |</w:t>
+      </w:r>
+    </w:p>
+    <w:p>
+      <w:r>
+        <w:t>| Boost | 0.3 | 17.1 В | | | |</w:t>
+      </w:r>
+    </w:p>
+    <w:p>
+      <w:r>
+        <w:t>| Boost | 0.5 | 24 В | | | |</w:t>
       </w:r>
     </w:p>
     <w:p>
@@ -151,7 +855,18 @@
         <w:pStyle w:val="ListNumber"/>
       </w:pPr>
       <w:r>
-        <w:t>Почему реальное U_вых Boost ниже идеального при больших D?</w:t>
+        <w:t xml:space="preserve">Почему реальное </w:t>
+      </w:r>
+      <w:r>
+        <w:rPr>
+          <w:rFonts w:ascii="Consolas" w:hAnsi="Consolas"/>
+          <w:color w:val="C03030"/>
+          <w:sz w:val="20"/>
+        </w:rPr>
+        <w:t>U_вых</w:t>
+      </w:r>
+      <w:r>
+        <w:t xml:space="preserve"> Boost ниже идеального при больших D?</w:t>
       </w:r>
     </w:p>
     <w:p>
@@ -159,7 +874,18 @@
         <w:pStyle w:val="ListNumber"/>
       </w:pPr>
       <w:r>
-        <w:t>Как переход в DCM меняет зависимость U_вых(D)?</w:t>
+        <w:t xml:space="preserve">Как переход в DCM меняет зависимость </w:t>
+      </w:r>
+      <w:r>
+        <w:rPr>
+          <w:rFonts w:ascii="Consolas" w:hAnsi="Consolas"/>
+          <w:color w:val="C03030"/>
+          <w:sz w:val="20"/>
+        </w:rPr>
+        <w:t>U_вых(D)</w:t>
+      </w:r>
+      <w:r>
+        <w:t>?</w:t>
       </w:r>
     </w:p>
     <w:p>
@@ -172,6 +898,14 @@
     </w:p>
     <w:p>
       <w:pPr>
+        <w:pStyle w:val="ListNumber"/>
+      </w:pPr>
+      <w:r>
+        <w:t>Как L и C влияют на пульсации тока и напряжения?</w:t>
+      </w:r>
+    </w:p>
+    <w:p>
+      <w:pPr>
         <w:pStyle w:val="Heading2"/>
       </w:pPr>
       <w:r>
@@ -180,7 +914,7 @@
     </w:p>
     <w:p>
       <w:r>
-        <w:t>Цель → расчёт L,C → схемы → осциллограммы → таблица и графики → выводы.</w:t>
+        <w:t>Цель → расчёт L,C → схемы → осциллограммы → таблица и графики U_вых(D) → DCM → выводы.</w:t>
       </w:r>
     </w:p>
     <w:sectPr>
